--- a/final_report.docx
+++ b/final_report.docx
@@ -3077,28 +3077,7 @@
                 <w:sz w:val="18"/>
                 <w:szCs w:val="18"/>
               </w:rPr>
-              <w:t xml:space="preserve">baseline 5.10; seven ablation configurations incl. hybrid vs dense 5.11; five traced edge cases 5.12. The </w:t>
-            </w:r>
-            <w:r>
-              <w:rPr>
-                <w:rFonts w:ascii="Consolas" w:cs="Consolas" w:eastAsia="Consolas" w:hAnsi="Consolas"/>
-                <w:b w:val="false"/>
-                <w:bCs w:val="false"/>
-                <w:sz w:val="16"/>
-                <w:szCs w:val="16"/>
-                <w:shd w:fill="EEF0F3" w:color="auto" w:val="clear"/>
-              </w:rPr>
-              <w:t xml:space="preserve">controller.mode</w:t>
-            </w:r>
-            <w:r>
-              <w:rPr>
-                <w:rFonts w:ascii="Calibri" w:cs="Calibri" w:eastAsia="Calibri" w:hAnsi="Calibri"/>
-                <w:b w:val="false"/>
-                <w:bCs w:val="false"/>
-                <w:sz w:val="18"/>
-                <w:szCs w:val="18"/>
-              </w:rPr>
-              <w:t xml:space="preserve"> rule-vs-model example is not run (the model controller is not implemented)</w:t>
+              <w:t>baseline 5.10; seven ablation configurations incl. hybrid vs dense 5.11; five traced edge cases 5.12. The controller.mode rule-vs-model example was run after the audit against a learned stability classifier, not an LLM controller (0.10)</w:t>
             </w:r>
           </w:p>
         </w:tc>
@@ -5078,7 +5057,7 @@
                 <w:sz w:val="14"/>
                 <w:szCs w:val="14"/>
               </w:rPr>
-              <w:t xml:space="preserve">65.7% [56.1%, 74.2%]</w:t>
+              <w:t>66.7% [57.1%, 75.1%]</w:t>
             </w:r>
           </w:p>
         </w:tc>
@@ -5538,7 +5517,7 @@
                 <w:sz w:val="14"/>
                 <w:szCs w:val="14"/>
               </w:rPr>
-              <w:t xml:space="preserve">71.7% [66.1%, 76.6%]</w:t>
+              <w:t>72.0% [66.5%, 77.0%]</w:t>
             </w:r>
           </w:p>
         </w:tc>
@@ -9090,7 +9069,7 @@
           <w:sz w:val="20"/>
           <w:szCs w:val="20"/>
         </w:rPr>
-        <w:t xml:space="preserve"> clock fix, controller fixes (presentation / chit-chat), output-contract and session-state fixes, rerank pool 20, and the optional audio front end. DEV / DIAG behaviour is the evidence for these; a second sealed run would be a second use of test2 and needs an explicit decision.</w:t>
+        <w:t xml:space="preserve"> clock fix, controller fixes (presentation / chit-chat), output-contract and session-state fixes, rerank pool 20, and the optional audio front end; since 4 Oct 2026 also synthesis.anaphoric_context (now on by default, 0.10). DEV / DIAG behaviour is the evidence for these; a second sealed run would be a second use of test2 and needs an explicit decision.</w:t>
       </w:r>
     </w:p>
     <w:p>
@@ -9497,7 +9476,7 @@
           <w:sz w:val="20"/>
           <w:szCs w:val="20"/>
         </w:rPr>
-        <w:t xml:space="preserve">Code complete, 359 tests pass (GPU workstation ~33 s; clean CPU venv 356 + 1 skipped; RTX 4050 ~24-28 s). Submission files: repository, architecture brief, this report, telemetry schema, demo video, presentation and signed AI disclosure form are in place, and G1 has passed (0.7). No verification is outstanding beyond the open items in 0.7.</w:t>
+        <w:t>Code complete, 373 tests pass (RTX 4050 ~24-31 s; at the audit 359 tests: GPU workstation ~33 s, clean CPU venv 356 + 1 skipped). Submission files: repository, architecture brief, this report, telemetry schema, demo video, presentation and signed AI disclosure form are in place, and G1 has passed (0.7). No verification is outstanding beyond the open items in 0.7.</w:t>
       </w:r>
     </w:p>
     <w:p>
@@ -10070,7 +10049,7 @@
                 <w:szCs w:val="16"/>
                 <w:shd w:fill="EEF0F3" w:color="auto" w:val="clear"/>
               </w:rPr>
-              <w:t xml:space="preserve">docs/demo_script.md</w:t>
+              <w:t>make demo</w:t>
             </w:r>
             <w:r>
               <w:rPr>
@@ -12194,6 +12173,570 @@
     </w:p>
     <w:p>
       <w:pPr>
+        <w:spacing w:after="100" w:before="0"/>
+      </w:pPr>
+    </w:p>
+    <w:p>
+      <w:pPr>
+        <w:pStyle w:val="Heading2"/>
+        <w:keepNext/>
+        <w:spacing w:after="80" w:before="200"/>
+      </w:pPr>
+      <w:r>
+        <w:rPr>
+          <w:rFonts w:ascii="Calibri" w:cs="Calibri" w:eastAsia="Calibri" w:hAnsi="Calibri"/>
+          <w:b/>
+          <w:bCs/>
+          <w:color w:val="2F5496"/>
+          <w:sz w:val="23"/>
+          <w:szCs w:val="23"/>
+        </w:rPr>
+        <w:t>0.10 Addendum: post-audit improvements and new defaults (3-4 October 2026)</w:t>
+      </w:r>
+    </w:p>
+    <w:p>
+      <w:pPr>
+        <w:spacing w:after="110" w:before="0" w:line="264"/>
+      </w:pPr>
+      <w:r>
+        <w:rPr>
+          <w:rFonts w:ascii="Calibri" w:cs="Calibri" w:eastAsia="Calibri" w:hAnsi="Calibri"/>
+          <w:sz w:val="20"/>
+          <w:szCs w:val="20"/>
+        </w:rPr>
+        <w:t>Five low / medium-effort items, each behind a switch and each measured on Text DEV / DIAG and HeySQuAD DEV / DIAG typed (sealed test2 untouched). Details: docs/experiment_log.md, entry SP2.</w:t>
+      </w:r>
+    </w:p>
+    <w:tbl>
+      <w:tblPr>
+        <w:tblW w:type="dxa" w:w="9906"/>
+        <w:tblBorders>
+          <w:top w:val="single" w:color="auto" w:sz="4"/>
+          <w:left w:val="single" w:color="auto" w:sz="4"/>
+          <w:bottom w:val="single" w:color="auto" w:sz="4"/>
+          <w:right w:val="single" w:color="auto" w:sz="4"/>
+          <w:insideH w:val="single" w:color="auto" w:sz="4"/>
+          <w:insideV w:val="single" w:color="auto" w:sz="4"/>
+        </w:tblBorders>
+        <w:tblLayout w:type="fixed"/>
+      </w:tblPr>
+      <w:tblGrid>
+        <w:gridCol w:w="3142"/>
+        <w:gridCol w:w="6764"/>
+      </w:tblGrid>
+      <w:tr>
+        <w:trPr>
+          <w:cantSplit/>
+          <w:tblHeader/>
+        </w:trPr>
+        <w:tc>
+          <w:tcPr>
+            <w:tcW w:type="dxa" w:w="3142"/>
+            <w:tcBorders>
+              <w:top w:val="single" w:color="B7BDC6" w:sz="4"/>
+              <w:left w:val="single" w:color="B7BDC6" w:sz="4"/>
+              <w:bottom w:val="single" w:color="B7BDC6" w:sz="4"/>
+              <w:right w:val="single" w:color="B7BDC6" w:sz="4"/>
+            </w:tcBorders>
+            <w:shd w:fill="DCE6F2" w:color="auto" w:val="clear"/>
+            <w:tcMar>
+              <w:top w:type="dxa" w:w="40"/>
+              <w:left w:type="dxa" w:w="70"/>
+              <w:bottom w:type="dxa" w:w="40"/>
+              <w:right w:type="dxa" w:w="70"/>
+            </w:tcMar>
+          </w:tcPr>
+          <w:p>
+            <w:pPr>
+              <w:spacing w:after="0" w:before="0" w:line="240"/>
+            </w:pPr>
+            <w:r>
+              <w:rPr>
+                <w:rFonts w:ascii="Calibri" w:cs="Calibri" w:eastAsia="Calibri" w:hAnsi="Calibri"/>
+                <w:b/>
+                <w:bCs/>
+                <w:sz w:val="18"/>
+                <w:szCs w:val="18"/>
+              </w:rPr>
+              <w:t>Item (default)</w:t>
+            </w:r>
+          </w:p>
+        </w:tc>
+        <w:tc>
+          <w:tcPr>
+            <w:tcW w:type="dxa" w:w="6764"/>
+            <w:tcBorders>
+              <w:top w:val="single" w:color="B7BDC6" w:sz="4"/>
+              <w:left w:val="single" w:color="B7BDC6" w:sz="4"/>
+              <w:bottom w:val="single" w:color="B7BDC6" w:sz="4"/>
+              <w:right w:val="single" w:color="B7BDC6" w:sz="4"/>
+            </w:tcBorders>
+            <w:shd w:fill="DCE6F2" w:color="auto" w:val="clear"/>
+            <w:tcMar>
+              <w:top w:type="dxa" w:w="40"/>
+              <w:left w:type="dxa" w:w="70"/>
+              <w:bottom w:type="dxa" w:w="40"/>
+              <w:right w:type="dxa" w:w="70"/>
+            </w:tcMar>
+          </w:tcPr>
+          <w:p>
+            <w:pPr>
+              <w:spacing w:after="0" w:before="0" w:line="240"/>
+            </w:pPr>
+            <w:r>
+              <w:rPr>
+                <w:rFonts w:ascii="Calibri" w:cs="Calibri" w:eastAsia="Calibri" w:hAnsi="Calibri"/>
+                <w:b/>
+                <w:bCs/>
+                <w:sz w:val="18"/>
+                <w:szCs w:val="18"/>
+              </w:rPr>
+              <w:t>Result (paired 95 % intervals; GPU = RTX 4050, CPU = its host CPU)</w:t>
+            </w:r>
+          </w:p>
+        </w:tc>
+      </w:tr>
+      <w:tr>
+        <w:trPr>
+          <w:cantSplit/>
+          <w:tblHeader w:val="off"/>
+        </w:trPr>
+        <w:tc>
+          <w:tcPr>
+            <w:tcW w:type="dxa" w:w="3142"/>
+            <w:tcBorders>
+              <w:top w:val="single" w:color="B7BDC6" w:sz="4"/>
+              <w:left w:val="single" w:color="B7BDC6" w:sz="4"/>
+              <w:bottom w:val="single" w:color="B7BDC6" w:sz="4"/>
+              <w:right w:val="single" w:color="B7BDC6" w:sz="4"/>
+            </w:tcBorders>
+            <w:tcMar>
+              <w:top w:type="dxa" w:w="40"/>
+              <w:left w:type="dxa" w:w="70"/>
+              <w:bottom w:type="dxa" w:w="40"/>
+              <w:right w:type="dxa" w:w="70"/>
+            </w:tcMar>
+          </w:tcPr>
+          <w:p>
+            <w:pPr>
+              <w:spacing w:after="0" w:before="0" w:line="240"/>
+            </w:pPr>
+            <w:r>
+              <w:rPr>
+                <w:rFonts w:ascii="Calibri" w:cs="Calibri" w:eastAsia="Calibri" w:hAnsi="Calibri"/>
+                <w:b w:val="false"/>
+                <w:bCs w:val="false"/>
+                <w:sz w:val="18"/>
+                <w:szCs w:val="18"/>
+              </w:rPr>
+              <w:t>synthesis.anaphoric_context (now ON)</w:t>
+            </w:r>
+          </w:p>
+        </w:tc>
+        <w:tc>
+          <w:tcPr>
+            <w:tcW w:type="dxa" w:w="6764"/>
+            <w:tcBorders>
+              <w:top w:val="single" w:color="B7BDC6" w:sz="4"/>
+              <w:left w:val="single" w:color="B7BDC6" w:sz="4"/>
+              <w:bottom w:val="single" w:color="B7BDC6" w:sz="4"/>
+              <w:right w:val="single" w:color="B7BDC6" w:sz="4"/>
+            </w:tcBorders>
+            <w:tcMar>
+              <w:top w:type="dxa" w:w="40"/>
+              <w:left w:type="dxa" w:w="70"/>
+              <w:bottom w:type="dxa" w:w="40"/>
+              <w:right w:type="dxa" w:w="70"/>
+            </w:tcMar>
+          </w:tcPr>
+          <w:p>
+            <w:pPr>
+              <w:spacing w:after="0" w:before="0" w:line="240"/>
+            </w:pPr>
+            <w:r>
+              <w:rPr>
+                <w:rFonts w:ascii="Calibri" w:cs="Calibri" w:eastAsia="Calibri" w:hAnsi="Calibri"/>
+                <w:b w:val="false"/>
+                <w:bCs w:val="false"/>
+                <w:sz w:val="18"/>
+                <w:szCs w:val="18"/>
+              </w:rPr>
+              <w:t>Answer sentences opening with a dangling reference ("It...", "This...") fall from 9.7 / 10.5 % (Text DEV / DIAG) and 12.4 / 6.2 % (HeySQuAD DEV / DIAG) to 4.4 / 4.4 % and 4.6 / 0.4 %. Answer recall: Text DEV 65.7 -&gt; 66.7 % [0.0, +3.1], HeySQuAD DEV 71.7 -&gt; 72.0 %, both DIAG sets unchanged. Citation, claim precision and abstention unchanged. G2-G6 100 %.</w:t>
+            </w:r>
+          </w:p>
+        </w:tc>
+      </w:tr>
+      <w:tr>
+        <w:trPr>
+          <w:cantSplit/>
+          <w:tblHeader w:val="off"/>
+        </w:trPr>
+        <w:tc>
+          <w:tcPr>
+            <w:tcW w:type="dxa" w:w="3142"/>
+            <w:tcBorders>
+              <w:top w:val="single" w:color="B7BDC6" w:sz="4"/>
+              <w:left w:val="single" w:color="B7BDC6" w:sz="4"/>
+              <w:bottom w:val="single" w:color="B7BDC6" w:sz="4"/>
+              <w:right w:val="single" w:color="B7BDC6" w:sz="4"/>
+            </w:tcBorders>
+            <w:tcMar>
+              <w:top w:type="dxa" w:w="40"/>
+              <w:left w:type="dxa" w:w="70"/>
+              <w:bottom w:type="dxa" w:w="40"/>
+              <w:right w:type="dxa" w:w="70"/>
+            </w:tcMar>
+          </w:tcPr>
+          <w:p>
+            <w:pPr>
+              <w:spacing w:after="0" w:before="0" w:line="240"/>
+            </w:pPr>
+            <w:r>
+              <w:rPr>
+                <w:rFonts w:ascii="Calibri" w:cs="Calibri" w:eastAsia="Calibri" w:hAnsi="Calibri"/>
+                <w:b w:val="false"/>
+                <w:bCs w:val="false"/>
+                <w:sz w:val="18"/>
+                <w:szCs w:val="18"/>
+              </w:rPr>
+              <w:t>controller.mode=model (off)</w:t>
+            </w:r>
+          </w:p>
+        </w:tc>
+        <w:tc>
+          <w:tcPr>
+            <w:tcW w:type="dxa" w:w="6764"/>
+            <w:tcBorders>
+              <w:top w:val="single" w:color="B7BDC6" w:sz="4"/>
+              <w:left w:val="single" w:color="B7BDC6" w:sz="4"/>
+              <w:bottom w:val="single" w:color="B7BDC6" w:sz="4"/>
+              <w:right w:val="single" w:color="B7BDC6" w:sz="4"/>
+            </w:tcBorders>
+            <w:tcMar>
+              <w:top w:type="dxa" w:w="40"/>
+              <w:left w:type="dxa" w:w="70"/>
+              <w:bottom w:type="dxa" w:w="40"/>
+              <w:right w:type="dxa" w:w="70"/>
+            </w:tcMar>
+          </w:tcPr>
+          <w:p>
+            <w:pPr>
+              <w:spacing w:after="0" w:before="0" w:line="240"/>
+            </w:pPr>
+            <w:r>
+              <w:rPr>
+                <w:rFonts w:ascii="Calibri" w:cs="Calibri" w:eastAsia="Calibri" w:hAnsi="Calibri"/>
+                <w:b w:val="false"/>
+                <w:bCs w:val="false"/>
+                <w:sz w:val="18"/>
+                <w:szCs w:val="18"/>
+              </w:rPr>
+              <w:t>Learned logistic stability classifier fitted on DEV. Answer recall +0.0 to +0.3 pt, abstention +0.9 to +1.1 pt (HeySQuAD), fewer searches; early retrieval 99.2 % (HeySQuAD DEV) and 99.5 % (DIAG), was 100 %. Not adopted.</w:t>
+            </w:r>
+          </w:p>
+        </w:tc>
+      </w:tr>
+      <w:tr>
+        <w:trPr>
+          <w:cantSplit/>
+          <w:tblHeader w:val="off"/>
+        </w:trPr>
+        <w:tc>
+          <w:tcPr>
+            <w:tcW w:type="dxa" w:w="3142"/>
+            <w:tcBorders>
+              <w:top w:val="single" w:color="B7BDC6" w:sz="4"/>
+              <w:left w:val="single" w:color="B7BDC6" w:sz="4"/>
+              <w:bottom w:val="single" w:color="B7BDC6" w:sz="4"/>
+              <w:right w:val="single" w:color="B7BDC6" w:sz="4"/>
+            </w:tcBorders>
+            <w:tcMar>
+              <w:top w:type="dxa" w:w="40"/>
+              <w:left w:type="dxa" w:w="70"/>
+              <w:bottom w:type="dxa" w:w="40"/>
+              <w:right w:type="dxa" w:w="70"/>
+            </w:tcMar>
+          </w:tcPr>
+          <w:p>
+            <w:pPr>
+              <w:spacing w:after="0" w:before="0" w:line="240"/>
+            </w:pPr>
+            <w:r>
+              <w:rPr>
+                <w:rFonts w:ascii="Calibri" w:cs="Calibri" w:eastAsia="Calibri" w:hAnsi="Calibri"/>
+                <w:b w:val="false"/>
+                <w:bCs w:val="false"/>
+                <w:sz w:val="18"/>
+                <w:szCs w:val="18"/>
+              </w:rPr>
+              <w:t>CPU threads (automatic, was 4)</w:t>
+            </w:r>
+          </w:p>
+        </w:tc>
+        <w:tc>
+          <w:tcPr>
+            <w:tcW w:type="dxa" w:w="6764"/>
+            <w:tcBorders>
+              <w:top w:val="single" w:color="B7BDC6" w:sz="4"/>
+              <w:left w:val="single" w:color="B7BDC6" w:sz="4"/>
+              <w:bottom w:val="single" w:color="B7BDC6" w:sz="4"/>
+              <w:right w:val="single" w:color="B7BDC6" w:sz="4"/>
+            </w:tcBorders>
+            <w:tcMar>
+              <w:top w:type="dxa" w:w="40"/>
+              <w:left w:type="dxa" w:w="70"/>
+              <w:bottom w:type="dxa" w:w="40"/>
+              <w:right w:type="dxa" w:w="70"/>
+            </w:tcMar>
+          </w:tcPr>
+          <w:p>
+            <w:pPr>
+              <w:spacing w:after="0" w:before="0" w:line="240"/>
+            </w:pPr>
+            <w:r>
+              <w:rPr>
+                <w:rFonts w:ascii="Calibri" w:cs="Calibri" w:eastAsia="Calibri" w:hAnsi="Calibri"/>
+                <w:b w:val="false"/>
+                <w:bCs w:val="false"/>
+                <w:sz w:val="18"/>
+                <w:szCs w:val="18"/>
+              </w:rPr>
+              <w:t>Lossless: bit-identical answers on every set. Real-time CPU post-speech p99 165.5 -&gt; 1.4 ms (4 of 90 turns over 5 ms -&gt; 0); retrieval per sub-query p50 506 -&gt; 269 ms.</w:t>
+            </w:r>
+          </w:p>
+        </w:tc>
+      </w:tr>
+      <w:tr>
+        <w:trPr>
+          <w:cantSplit/>
+          <w:tblHeader w:val="off"/>
+        </w:trPr>
+        <w:tc>
+          <w:tcPr>
+            <w:tcW w:type="dxa" w:w="3142"/>
+            <w:tcBorders>
+              <w:top w:val="single" w:color="B7BDC6" w:sz="4"/>
+              <w:left w:val="single" w:color="B7BDC6" w:sz="4"/>
+              <w:bottom w:val="single" w:color="B7BDC6" w:sz="4"/>
+              <w:right w:val="single" w:color="B7BDC6" w:sz="4"/>
+            </w:tcBorders>
+            <w:tcMar>
+              <w:top w:type="dxa" w:w="40"/>
+              <w:left w:type="dxa" w:w="70"/>
+              <w:bottom w:type="dxa" w:w="40"/>
+              <w:right w:type="dxa" w:w="70"/>
+            </w:tcMar>
+          </w:tcPr>
+          <w:p>
+            <w:pPr>
+              <w:spacing w:after="0" w:before="0" w:line="240"/>
+            </w:pPr>
+            <w:r>
+              <w:rPr>
+                <w:rFonts w:ascii="Calibri" w:cs="Calibri" w:eastAsia="Calibri" w:hAnsi="Calibri"/>
+                <w:b w:val="false"/>
+                <w:bCs w:val="false"/>
+                <w:sz w:val="18"/>
+                <w:szCs w:val="18"/>
+              </w:rPr>
+              <w:t>STREAMING_RAG_ORT_QUANT=int8 (off)</w:t>
+            </w:r>
+          </w:p>
+        </w:tc>
+        <w:tc>
+          <w:tcPr>
+            <w:tcW w:type="dxa" w:w="6764"/>
+            <w:tcBorders>
+              <w:top w:val="single" w:color="B7BDC6" w:sz="4"/>
+              <w:left w:val="single" w:color="B7BDC6" w:sz="4"/>
+              <w:bottom w:val="single" w:color="B7BDC6" w:sz="4"/>
+              <w:right w:val="single" w:color="B7BDC6" w:sz="4"/>
+            </w:tcBorders>
+            <w:tcMar>
+              <w:top w:type="dxa" w:w="40"/>
+              <w:left w:type="dxa" w:w="70"/>
+              <w:bottom w:type="dxa" w:w="40"/>
+              <w:right w:type="dxa" w:w="70"/>
+            </w:tcMar>
+          </w:tcPr>
+          <w:p>
+            <w:pPr>
+              <w:spacing w:after="0" w:before="0" w:line="240"/>
+            </w:pPr>
+            <w:r>
+              <w:rPr>
+                <w:rFonts w:ascii="Calibri" w:cs="Calibri" w:eastAsia="Calibri" w:hAnsi="Calibri"/>
+                <w:b w:val="false"/>
+                <w:bCs w:val="false"/>
+                <w:sz w:val="18"/>
+                <w:szCs w:val="18"/>
+              </w:rPr>
+              <w:t>CPU only. Cross-encoder only (int8:ce): retrieval p50 193 ms, answer recall within noise (-1.0 pt Text DIAG, n.s.). Reader int8 costs -3.9 pts on Text DEV [-8.2, -0.9]; both models -1.4 to -3.1 pts. Opt-in only.</w:t>
+            </w:r>
+          </w:p>
+        </w:tc>
+      </w:tr>
+      <w:tr>
+        <w:trPr>
+          <w:cantSplit/>
+          <w:tblHeader w:val="off"/>
+        </w:trPr>
+        <w:tc>
+          <w:tcPr>
+            <w:tcW w:type="dxa" w:w="3142"/>
+            <w:tcBorders>
+              <w:top w:val="single" w:color="B7BDC6" w:sz="4"/>
+              <w:left w:val="single" w:color="B7BDC6" w:sz="4"/>
+              <w:bottom w:val="single" w:color="B7BDC6" w:sz="4"/>
+              <w:right w:val="single" w:color="B7BDC6" w:sz="4"/>
+            </w:tcBorders>
+            <w:tcMar>
+              <w:top w:type="dxa" w:w="40"/>
+              <w:left w:type="dxa" w:w="70"/>
+              <w:bottom w:type="dxa" w:w="40"/>
+              <w:right w:type="dxa" w:w="70"/>
+            </w:tcMar>
+          </w:tcPr>
+          <w:p>
+            <w:pPr>
+              <w:spacing w:after="0" w:before="0" w:line="240"/>
+            </w:pPr>
+            <w:r>
+              <w:rPr>
+                <w:rFonts w:ascii="Calibri" w:cs="Calibri" w:eastAsia="Calibri" w:hAnsi="Calibri"/>
+                <w:b w:val="false"/>
+                <w:bCs w:val="false"/>
+                <w:sz w:val="18"/>
+                <w:szCs w:val="18"/>
+              </w:rPr>
+              <w:t>Company-style documents (47 scenarios)</w:t>
+            </w:r>
+          </w:p>
+        </w:tc>
+        <w:tc>
+          <w:tcPr>
+            <w:tcW w:type="dxa" w:w="6764"/>
+            <w:tcBorders>
+              <w:top w:val="single" w:color="B7BDC6" w:sz="4"/>
+              <w:left w:val="single" w:color="B7BDC6" w:sz="4"/>
+              <w:bottom w:val="single" w:color="B7BDC6" w:sz="4"/>
+              <w:right w:val="single" w:color="B7BDC6" w:sz="4"/>
+            </w:tcBorders>
+            <w:tcMar>
+              <w:top w:type="dxa" w:w="40"/>
+              <w:left w:type="dxa" w:w="70"/>
+              <w:bottom w:type="dxa" w:w="40"/>
+              <w:right w:type="dxa" w:w="70"/>
+            </w:tcMar>
+          </w:tcPr>
+          <w:p>
+            <w:pPr>
+              <w:spacing w:after="0" w:before="0" w:line="240"/>
+            </w:pPr>
+            <w:r>
+              <w:rPr>
+                <w:rFonts w:ascii="Calibri" w:cs="Calibri" w:eastAsia="Calibri" w:hAnsi="Calibri"/>
+                <w:b w:val="false"/>
+                <w:bCs w:val="false"/>
+                <w:sz w:val="18"/>
+                <w:szCs w:val="18"/>
+              </w:rPr>
+              <w:t>G2-G6 100 %, 0 fabricated, abstention 9/9, over-split 7.4 %; expected document cited 46/49 = 93.9 %, expected section 42/49 = 85.7 % (scenario dev_001 excluded: its gold names documents for another city). Identical with the two switches above on.</w:t>
+            </w:r>
+          </w:p>
+        </w:tc>
+      </w:tr>
+      <w:tr>
+        <w:trPr>
+          <w:cantSplit/>
+          <w:tblHeader w:val="off"/>
+        </w:trPr>
+        <w:tc>
+          <w:tcPr>
+            <w:tcW w:type="dxa" w:w="3142"/>
+            <w:tcBorders>
+              <w:top w:val="single" w:color="B7BDC6" w:sz="4"/>
+              <w:left w:val="single" w:color="B7BDC6" w:sz="4"/>
+              <w:bottom w:val="single" w:color="B7BDC6" w:sz="4"/>
+              <w:right w:val="single" w:color="B7BDC6" w:sz="4"/>
+            </w:tcBorders>
+            <w:tcMar>
+              <w:top w:type="dxa" w:w="40"/>
+              <w:left w:type="dxa" w:w="70"/>
+              <w:bottom w:type="dxa" w:w="40"/>
+              <w:right w:type="dxa" w:w="70"/>
+            </w:tcMar>
+          </w:tcPr>
+          <w:p>
+            <w:pPr>
+              <w:spacing w:after="0" w:before="0" w:line="240"/>
+            </w:pPr>
+            <w:r>
+              <w:rPr>
+                <w:rFonts w:ascii="Calibri" w:cs="Calibri" w:eastAsia="Calibri" w:hAnsi="Calibri"/>
+                <w:b w:val="false"/>
+                <w:bCs w:val="false"/>
+                <w:sz w:val="18"/>
+                <w:szCs w:val="18"/>
+              </w:rPr>
+              <w:t>Generative synthesis, local open model (off)</w:t>
+            </w:r>
+          </w:p>
+        </w:tc>
+        <w:tc>
+          <w:tcPr>
+            <w:tcW w:type="dxa" w:w="6764"/>
+            <w:tcBorders>
+              <w:top w:val="single" w:color="B7BDC6" w:sz="4"/>
+              <w:left w:val="single" w:color="B7BDC6" w:sz="4"/>
+              <w:bottom w:val="single" w:color="B7BDC6" w:sz="4"/>
+              <w:right w:val="single" w:color="B7BDC6" w:sz="4"/>
+            </w:tcBorders>
+            <w:tcMar>
+              <w:top w:type="dxa" w:w="40"/>
+              <w:left w:type="dxa" w:w="70"/>
+              <w:bottom w:type="dxa" w:w="40"/>
+              <w:right w:type="dxa" w:w="70"/>
+            </w:tcMar>
+          </w:tcPr>
+          <w:p>
+            <w:pPr>
+              <w:spacing w:after="0" w:before="0" w:line="240"/>
+            </w:pPr>
+            <w:r>
+              <w:rPr>
+                <w:rFonts w:ascii="Calibri" w:cs="Calibri" w:eastAsia="Calibri" w:hAnsi="Calibri"/>
+                <w:b w:val="false"/>
+                <w:bCs w:val="false"/>
+                <w:sz w:val="18"/>
+                <w:szCs w:val="18"/>
+              </w:rPr>
+              <w:t>Not measured: llm.provider=local and tools/local_llm_server.py are wired and unit-tested, but the Qwen2.5-1.5B download failed repeatedly and was cancelled. Generative mode still has no gold-referenced result.</w:t>
+            </w:r>
+          </w:p>
+        </w:tc>
+      </w:tr>
+    </w:tbl>
+    <w:p>
+      <w:pPr>
+        <w:spacing w:after="100" w:before="0"/>
+      </w:pPr>
+    </w:p>
+    <w:p>
+      <w:pPr>
+        <w:spacing w:after="110" w:before="0" w:line="264"/>
+      </w:pPr>
+      <w:r>
+        <w:rPr>
+          <w:rFonts w:ascii="Calibri" w:cs="Calibri" w:eastAsia="Calibri" w:hAnsi="Calibri"/>
+          <w:sz w:val="20"/>
+          <w:szCs w:val="20"/>
+        </w:rPr>
+        <w:t>Shipped defaults: answer recall 66.7 / 78.6 % (text DEV / DIAG) and 72.0 / 76.7 % (HeySQuAD DEV / DIAG), G2-G6 100 %, 373 tests pass, docker compose up --build rebuilt and printed VERDICT: PASS (4 Oct 2026). The tables in sections 5.x were measured with the previous default (anaphoric_context off) and are kept as audited; the sealed result (76.5 %) predates this change and was not re-run.</w:t>
+      </w:r>
+    </w:p>
+    <w:p>
+      <w:pPr>
         <w:pBdr>
           <w:bottom w:val="single" w:color="B7BDC6" w:sz="6" w:space="1"/>
         </w:pBdr>
@@ -19530,7 +20073,7 @@
           <w:sz w:val="20"/>
           <w:szCs w:val="20"/>
         </w:rPr>
-        <w:t xml:space="preserve"> rule vs model, is not run (not implemented).</w:t>
+        <w:t xml:space="preserve"> rule vs model, was run after the audit against a learned stability classifier rather than an LLM controller (0.10); these seven configurations were measured with the previous default of synthesis.anaphoric_context (off).</w:t>
       </w:r>
     </w:p>
     <w:p>
@@ -29129,15 +29672,7 @@
           <w:sz w:val="20"/>
           <w:szCs w:val="20"/>
         </w:rPr>
-        <w:t xml:space="preserve">359 tests pass</w:t>
-      </w:r>
-      <w:r>
-        <w:rPr>
-          <w:rFonts w:ascii="Calibri" w:cs="Calibri" w:eastAsia="Calibri" w:hAnsi="Calibri"/>
-          <w:sz w:val="20"/>
-          <w:szCs w:val="20"/>
-        </w:rPr>
-        <w:t xml:space="preserve"> [VERIFIED]: ~33 s on the GPU workstation, 356 passed + 1 skipped in the clean CPU environment, ~24-28 s on the RTX 4050. Coverage includes contracts, controller, engine (speculation, isolation, robustness), retrieval, session, evaluation metrics / gates / firewall / cost model, CLI and GPU placement. Model-card checks: the ONNX cross-encoder reproduces the published logits to within 2.3e-6; e5 embeddings are unchanged by batch padding.</w:t>
+        <w:t>373 tests pass [VERIFIED]: ~24-31 s on the RTX 4050 (at the audit 359 tests: ~33 s on the GPU workstation, 356 passed + 1 skipped in the clean CPU environment). Coverage includes contracts, controller, engine (speculation, isolation, robustness), retrieval, session, evaluation metrics / gates / firewall / cost model, CLI and GPU placement. Model-card checks: the ONNX cross-encoder reproduces the published logits to within 2.3e-6; e5 embeddings are unchanged by batch padding.</w:t>
       </w:r>
     </w:p>
     <w:p>
